--- a/documents/FUNCTIONAL_REQ.docx
+++ b/documents/FUNCTIONAL_REQ.docx
@@ -1,6 +1,6 @@
 
 <file path=word/document.xml><?xml version="1.0" encoding="utf-8"?>
-<w:document xmlns:wpc="http://schemas.microsoft.com/office/word/2010/wordprocessingCanvas" xmlns:cx="http://schemas.microsoft.com/office/drawing/2014/chartex" xmlns:cx1="http://schemas.microsoft.com/office/drawing/2015/9/8/chartex" xmlns:cx2="http://schemas.microsoft.com/office/drawing/2015/10/21/chartex" xmlns:cx3="http://schemas.microsoft.com/office/drawing/2016/5/9/chartex" xmlns:cx4="http://schemas.microsoft.com/office/drawing/2016/5/10/chartex" xmlns:cx5="http://schemas.microsoft.com/office/drawing/2016/5/11/chartex" xmlns:cx6="http://schemas.microsoft.com/office/drawing/2016/5/12/chartex" xmlns:cx7="http://schemas.microsoft.com/office/drawing/2016/5/13/chartex" xmlns:cx8="http://schemas.microsoft.com/office/drawing/2016/5/14/chartex" xmlns:mc="http://schemas.openxmlformats.org/markup-compatibility/2006" xmlns:aink="http://schemas.microsoft.com/office/drawing/2016/ink" xmlns:am3d="http://schemas.microsoft.com/office/drawing/2017/model3d" xmlns:o="urn:schemas-microsoft-com:office:office" xmlns:oel="http://schemas.microsoft.com/office/2019/extlst" xmlns:r="http://schemas.openxmlformats.org/officeDocument/2006/relationships" xmlns:m="http://schemas.openxmlformats.org/officeDocument/2006/math" xmlns:v="urn:schemas-microsoft-com:vml" xmlns:wp14="http://schemas.microsoft.com/office/word/2010/wordprocessingDrawing" xmlns:wp="http://schemas.openxmlformats.org/drawingml/2006/wordprocessingDrawing" xmlns:w10="urn:schemas-microsoft-com:office:word" xmlns:w="http://schemas.openxmlformats.org/wordprocessingml/2006/main" xmlns:w14="http://schemas.microsoft.com/office/word/2010/wordml" xmlns:w15="http://schemas.microsoft.com/office/word/2012/wordml" xmlns:w16cei="http://schemas.microsoft.com/office/word/2026/wordml/cei" xmlns:w16cex="http://schemas.microsoft.com/office/word/2018/wordml/cex" xmlns:w16cid="http://schemas.microsoft.com/office/word/2016/wordml/cid" xmlns:w16="http://schemas.microsoft.com/office/word/2018/wordml" xmlns:w16du="http://schemas.microsoft.com/office/word/2023/wordml/word16du" xmlns:w16sdtdh="http://schemas.microsoft.com/office/word/2020/wordml/sdtdatahash" xmlns:w16sdtfl="http://schemas.microsoft.com/office/word/2024/wordml/sdtformatlock" xmlns:w16se="http://schemas.microsoft.com/office/word/2015/wordml/symex" xmlns:wpg="http://schemas.microsoft.com/office/word/2010/wordprocessingGroup" xmlns:wpi="http://schemas.microsoft.com/office/word/2010/wordprocessingInk" xmlns:wne="http://schemas.microsoft.com/office/word/2006/wordml" xmlns:wps="http://schemas.microsoft.com/office/word/2010/wordprocessingShape" mc:Ignorable="w14 w15 w16se w16cid w16 w16cex w16sdtdh w16sdtfl w16du wp14">
+<w:document xmlns:wpc="http://schemas.microsoft.com/office/word/2010/wordprocessingCanvas" xmlns:cx="http://schemas.microsoft.com/office/drawing/2014/chartex" xmlns:cx1="http://schemas.microsoft.com/office/drawing/2015/9/8/chartex" xmlns:cx2="http://schemas.microsoft.com/office/drawing/2015/10/21/chartex" xmlns:cx3="http://schemas.microsoft.com/office/drawing/2016/5/9/chartex" xmlns:cx4="http://schemas.microsoft.com/office/drawing/2016/5/10/chartex" xmlns:cx5="http://schemas.microsoft.com/office/drawing/2016/5/11/chartex" xmlns:cx6="http://schemas.microsoft.com/office/drawing/2016/5/12/chartex" xmlns:cx7="http://schemas.microsoft.com/office/drawing/2016/5/13/chartex" xmlns:cx8="http://schemas.microsoft.com/office/drawing/2016/5/14/chartex" xmlns:mc="http://schemas.openxmlformats.org/markup-compatibility/2006" xmlns:aink="http://schemas.microsoft.com/office/drawing/2016/ink" xmlns:am3d="http://schemas.microsoft.com/office/drawing/2017/model3d" xmlns:o="urn:schemas-microsoft-com:office:office" xmlns:oel="http://schemas.microsoft.com/office/2019/extlst" xmlns:r="http://schemas.openxmlformats.org/officeDocument/2006/relationships" xmlns:m="http://schemas.openxmlformats.org/officeDocument/2006/math" xmlns:v="urn:schemas-microsoft-com:vml" xmlns:wp14="http://schemas.microsoft.com/office/word/2010/wordprocessingDrawing" xmlns:wp="http://schemas.openxmlformats.org/drawingml/2006/wordprocessingDrawing" xmlns:w10="urn:schemas-microsoft-com:office:word" xmlns:w="http://schemas.openxmlformats.org/wordprocessingml/2006/main" xmlns:w14="http://schemas.microsoft.com/office/word/2010/wordml" xmlns:w15="http://schemas.microsoft.com/office/word/2012/wordml" xmlns:w16cex="http://schemas.microsoft.com/office/word/2018/wordml/cex" xmlns:w16cid="http://schemas.microsoft.com/office/word/2016/wordml/cid" xmlns:w16="http://schemas.microsoft.com/office/word/2018/wordml" xmlns:w16du="http://schemas.microsoft.com/office/word/2023/wordml/word16du" xmlns:w16sdtdh="http://schemas.microsoft.com/office/word/2020/wordml/sdtdatahash" xmlns:w16sdtfl="http://schemas.microsoft.com/office/word/2024/wordml/sdtformatlock" xmlns:w16se="http://schemas.microsoft.com/office/word/2015/wordml/symex" xmlns:wpg="http://schemas.microsoft.com/office/word/2010/wordprocessingGroup" xmlns:wpi="http://schemas.microsoft.com/office/word/2010/wordprocessingInk" xmlns:wne="http://schemas.microsoft.com/office/word/2006/wordml" xmlns:wps="http://schemas.microsoft.com/office/word/2010/wordprocessingShape" mc:Ignorable="w14 w15 w16se w16cid w16 w16cex w16sdtdh w16sdtfl w16du wp14">
   <w:body>
     <w:sdt>
       <w:sdtPr>
@@ -10,7 +10,6 @@
           <w:docPartUnique/>
         </w:docPartObj>
       </w:sdtPr>
-      <w:sdtEndPr/>
       <w:sdtContent>
         <w:p>
           <w:pPr>
@@ -99,27 +98,7 @@
               <w:szCs w:val="28"/>
               <w:lang w:val="en-US"/>
             </w:rPr>
-            <w:t>ICT 2213</w:t>
-          </w:r>
-          <w:proofErr w:type="gramStart"/>
-          <w:r>
-            <w:rPr>
-              <w:rStyle w:val="IntenseReference"/>
-              <w:sz w:val="28"/>
-              <w:szCs w:val="28"/>
-              <w:lang w:val="en-US"/>
-            </w:rPr>
-            <w:t>Y(</w:t>
-          </w:r>
-          <w:proofErr w:type="gramEnd"/>
-          <w:r>
-            <w:rPr>
-              <w:rStyle w:val="IntenseReference"/>
-              <w:sz w:val="28"/>
-              <w:szCs w:val="28"/>
-              <w:lang w:val="en-US"/>
-            </w:rPr>
-            <w:t>3) — Web Technologies and Security</w:t>
+            <w:t>ICT 2213Y(3) — Web Technologies and Security</w:t>
           </w:r>
         </w:p>
         <w:p>
@@ -334,25 +313,39 @@
     <w:p>
       <w:pPr>
         <w:spacing w:after="0" w:line="360" w:lineRule="auto"/>
-      </w:pPr>
-      <w:r>
-        <w:t>Member 4</w:t>
-      </w:r>
-      <w:r>
+        <w:rPr>
+          <w:lang w:val="en-US"/>
+        </w:rPr>
+      </w:pPr>
+      <w:r>
+        <w:rPr>
+          <w:lang w:val="en-US"/>
+        </w:rPr>
+        <w:t>Jamelia Juste Mary Lee L</w:t>
+      </w:r>
+      <w:r>
+        <w:rPr>
+          <w:lang w:val="en-US"/>
+        </w:rPr>
+        <w:t>awrence</w:t>
+      </w:r>
+      <w:r>
+        <w:rPr>
+          <w:lang w:val="en-US"/>
+        </w:rPr>
         <w:tab/>
       </w:r>
       <w:r>
+        <w:rPr>
+          <w:lang w:val="en-US"/>
+        </w:rPr>
         <w:tab/>
       </w:r>
       <w:r>
-        <w:tab/>
-      </w:r>
-      <w:r>
-        <w:tab/>
-      </w:r>
-      <w:r>
-        <w:tab/>
-        <w:t>SID</w:t>
+        <w:rPr>
+          <w:lang w:val="en-US"/>
+        </w:rPr>
+        <w:t>2516189</w:t>
       </w:r>
     </w:p>
     <w:p>
@@ -426,7 +419,7 @@
           <w:kern w:val="2"/>
           <w:sz w:val="24"/>
           <w:szCs w:val="24"/>
-          <w:lang/>
+          <w:lang w:val="en-MU"/>
           <w14:ligatures w14:val="standardContextual"/>
         </w:rPr>
         <w:id w:val="445666055"/>
@@ -473,7 +466,6 @@
             <w:rPr>
               <w:rFonts w:eastAsiaTheme="minorEastAsia"/>
               <w:noProof/>
-              <w:lang/>
             </w:rPr>
           </w:pPr>
           <w:r>
@@ -497,7 +489,6 @@
               <w:rPr>
                 <w:rFonts w:eastAsiaTheme="minorEastAsia"/>
                 <w:noProof/>
-                <w:lang/>
               </w:rPr>
               <w:tab/>
             </w:r>
@@ -569,7 +560,6 @@
             <w:rPr>
               <w:rFonts w:eastAsiaTheme="minorEastAsia"/>
               <w:noProof/>
-              <w:lang/>
             </w:rPr>
           </w:pPr>
           <w:hyperlink w:anchor="_Toc238514540" w:history="1">
@@ -584,7 +574,6 @@
               <w:rPr>
                 <w:rFonts w:eastAsiaTheme="minorEastAsia"/>
                 <w:noProof/>
-                <w:lang/>
               </w:rPr>
               <w:tab/>
             </w:r>
@@ -656,7 +645,6 @@
             <w:rPr>
               <w:rFonts w:eastAsiaTheme="minorEastAsia"/>
               <w:noProof/>
-              <w:lang/>
             </w:rPr>
           </w:pPr>
           <w:hyperlink w:anchor="_Toc238514541" w:history="1">
@@ -671,7 +659,6 @@
               <w:rPr>
                 <w:rFonts w:eastAsiaTheme="minorEastAsia"/>
                 <w:noProof/>
-                <w:lang/>
               </w:rPr>
               <w:tab/>
             </w:r>
@@ -743,7 +730,6 @@
             <w:rPr>
               <w:rFonts w:eastAsiaTheme="minorEastAsia"/>
               <w:noProof/>
-              <w:lang/>
             </w:rPr>
           </w:pPr>
           <w:hyperlink w:anchor="_Toc238514542" w:history="1">
@@ -758,7 +744,6 @@
               <w:rPr>
                 <w:rFonts w:eastAsiaTheme="minorEastAsia"/>
                 <w:noProof/>
-                <w:lang/>
               </w:rPr>
               <w:tab/>
             </w:r>
@@ -830,7 +815,6 @@
             <w:rPr>
               <w:rFonts w:eastAsiaTheme="minorEastAsia"/>
               <w:noProof/>
-              <w:lang/>
             </w:rPr>
           </w:pPr>
           <w:hyperlink w:anchor="_Toc238514543" w:history="1">
@@ -845,7 +829,6 @@
               <w:rPr>
                 <w:rFonts w:eastAsiaTheme="minorEastAsia"/>
                 <w:noProof/>
-                <w:lang/>
               </w:rPr>
               <w:tab/>
             </w:r>
@@ -917,7 +900,6 @@
             <w:rPr>
               <w:rFonts w:eastAsiaTheme="minorEastAsia"/>
               <w:noProof/>
-              <w:lang/>
             </w:rPr>
           </w:pPr>
           <w:hyperlink w:anchor="_Toc238514544" w:history="1">
@@ -932,7 +914,6 @@
               <w:rPr>
                 <w:rFonts w:eastAsiaTheme="minorEastAsia"/>
                 <w:noProof/>
-                <w:lang/>
               </w:rPr>
               <w:tab/>
             </w:r>
@@ -2408,7 +2389,7 @@
 </file>
 
 <file path=word/numbering.xml><?xml version="1.0" encoding="utf-8"?>
-<w:numbering xmlns:wpc="http://schemas.microsoft.com/office/word/2010/wordprocessingCanvas" xmlns:cx="http://schemas.microsoft.com/office/drawing/2014/chartex" xmlns:cx1="http://schemas.microsoft.com/office/drawing/2015/9/8/chartex" xmlns:cx2="http://schemas.microsoft.com/office/drawing/2015/10/21/chartex" xmlns:cx3="http://schemas.microsoft.com/office/drawing/2016/5/9/chartex" xmlns:cx4="http://schemas.microsoft.com/office/drawing/2016/5/10/chartex" xmlns:cx5="http://schemas.microsoft.com/office/drawing/2016/5/11/chartex" xmlns:cx6="http://schemas.microsoft.com/office/drawing/2016/5/12/chartex" xmlns:cx7="http://schemas.microsoft.com/office/drawing/2016/5/13/chartex" xmlns:cx8="http://schemas.microsoft.com/office/drawing/2016/5/14/chartex" xmlns:mc="http://schemas.openxmlformats.org/markup-compatibility/2006" xmlns:aink="http://schemas.microsoft.com/office/drawing/2016/ink" xmlns:am3d="http://schemas.microsoft.com/office/drawing/2017/model3d" xmlns:o="urn:schemas-microsoft-com:office:office" xmlns:oel="http://schemas.microsoft.com/office/2019/extlst" xmlns:r="http://schemas.openxmlformats.org/officeDocument/2006/relationships" xmlns:m="http://schemas.openxmlformats.org/officeDocument/2006/math" xmlns:v="urn:schemas-microsoft-com:vml" xmlns:wp14="http://schemas.microsoft.com/office/word/2010/wordprocessingDrawing" xmlns:wp="http://schemas.openxmlformats.org/drawingml/2006/wordprocessingDrawing" xmlns:w10="urn:schemas-microsoft-com:office:word" xmlns:w="http://schemas.openxmlformats.org/wordprocessingml/2006/main" xmlns:w14="http://schemas.microsoft.com/office/word/2010/wordml" xmlns:w15="http://schemas.microsoft.com/office/word/2012/wordml" xmlns:w16cei="http://schemas.microsoft.com/office/word/2026/wordml/cei" xmlns:w16cex="http://schemas.microsoft.com/office/word/2018/wordml/cex" xmlns:w16cid="http://schemas.microsoft.com/office/word/2016/wordml/cid" xmlns:w16="http://schemas.microsoft.com/office/word/2018/wordml" xmlns:w16du="http://schemas.microsoft.com/office/word/2023/wordml/word16du" xmlns:w16sdtdh="http://schemas.microsoft.com/office/word/2020/wordml/sdtdatahash" xmlns:w16sdtfl="http://schemas.microsoft.com/office/word/2024/wordml/sdtformatlock" xmlns:w16se="http://schemas.microsoft.com/office/word/2015/wordml/symex" xmlns:wpg="http://schemas.microsoft.com/office/word/2010/wordprocessingGroup" xmlns:wpi="http://schemas.microsoft.com/office/word/2010/wordprocessingInk" xmlns:wne="http://schemas.microsoft.com/office/word/2006/wordml" xmlns:wps="http://schemas.microsoft.com/office/word/2010/wordprocessingShape" mc:Ignorable="w14 w15 w16se w16cid w16 w16cex w16sdtdh w16sdtfl w16du wp14">
+<w:numbering xmlns:wpc="http://schemas.microsoft.com/office/word/2010/wordprocessingCanvas" xmlns:cx="http://schemas.microsoft.com/office/drawing/2014/chartex" xmlns:cx1="http://schemas.microsoft.com/office/drawing/2015/9/8/chartex" xmlns:cx2="http://schemas.microsoft.com/office/drawing/2015/10/21/chartex" xmlns:cx3="http://schemas.microsoft.com/office/drawing/2016/5/9/chartex" xmlns:cx4="http://schemas.microsoft.com/office/drawing/2016/5/10/chartex" xmlns:cx5="http://schemas.microsoft.com/office/drawing/2016/5/11/chartex" xmlns:cx6="http://schemas.microsoft.com/office/drawing/2016/5/12/chartex" xmlns:cx7="http://schemas.microsoft.com/office/drawing/2016/5/13/chartex" xmlns:cx8="http://schemas.microsoft.com/office/drawing/2016/5/14/chartex" xmlns:mc="http://schemas.openxmlformats.org/markup-compatibility/2006" xmlns:aink="http://schemas.microsoft.com/office/drawing/2016/ink" xmlns:am3d="http://schemas.microsoft.com/office/drawing/2017/model3d" xmlns:o="urn:schemas-microsoft-com:office:office" xmlns:oel="http://schemas.microsoft.com/office/2019/extlst" xmlns:r="http://schemas.openxmlformats.org/officeDocument/2006/relationships" xmlns:m="http://schemas.openxmlformats.org/officeDocument/2006/math" xmlns:v="urn:schemas-microsoft-com:vml" xmlns:wp14="http://schemas.microsoft.com/office/word/2010/wordprocessingDrawing" xmlns:wp="http://schemas.openxmlformats.org/drawingml/2006/wordprocessingDrawing" xmlns:w10="urn:schemas-microsoft-com:office:word" xmlns:w="http://schemas.openxmlformats.org/wordprocessingml/2006/main" xmlns:w14="http://schemas.microsoft.com/office/word/2010/wordml" xmlns:w15="http://schemas.microsoft.com/office/word/2012/wordml" xmlns:w16cex="http://schemas.microsoft.com/office/word/2018/wordml/cex" xmlns:w16cid="http://schemas.microsoft.com/office/word/2016/wordml/cid" xmlns:w16="http://schemas.microsoft.com/office/word/2018/wordml" xmlns:w16du="http://schemas.microsoft.com/office/word/2023/wordml/word16du" xmlns:w16sdtdh="http://schemas.microsoft.com/office/word/2020/wordml/sdtdatahash" xmlns:w16sdtfl="http://schemas.microsoft.com/office/word/2024/wordml/sdtformatlock" xmlns:w16se="http://schemas.microsoft.com/office/word/2015/wordml/symex" xmlns:wpg="http://schemas.microsoft.com/office/word/2010/wordprocessingGroup" xmlns:wpi="http://schemas.microsoft.com/office/word/2010/wordprocessingInk" xmlns:wne="http://schemas.microsoft.com/office/word/2006/wordml" xmlns:wps="http://schemas.microsoft.com/office/word/2010/wordprocessingShape" mc:Ignorable="w14 w15 w16se w16cid w16 w16cex w16sdtdh w16sdtfl w16du wp14">
   <w:abstractNum w:abstractNumId="0" w15:restartNumberingAfterBreak="0">
     <w:nsid w:val="041B2131"/>
     <w:multiLevelType w:val="hybridMultilevel"/>
@@ -2996,7 +2977,7 @@
         <w:kern w:val="2"/>
         <w:sz w:val="24"/>
         <w:szCs w:val="24"/>
-        <w:lang w:eastAsia="en-US" w:bidi="ar-SA"/>
+        <w:lang w:val="en-MU" w:eastAsia="en-US" w:bidi="ar-SA"/>
         <w14:ligatures w14:val="standardContextual"/>
       </w:rPr>
     </w:rPrDefault>
